--- a/public/downloads/pip-challenges-brainstorm-worksheet.docx
+++ b/public/downloads/pip-challenges-brainstorm-worksheet.docx
@@ -44,9 +44,9 @@
         </w:tblBorders>
       </w:tblPr>
       <w:tblGrid>
-        <w:gridCol w:w="3200"/>
-        <w:gridCol w:w="3200"/>
-        <w:gridCol w:w="3200"/>
+        <w:gridCol w:w="3023"/>
+        <w:gridCol w:w="3023"/>
+        <w:gridCol w:w="3023"/>
       </w:tblGrid>
       <w:tr>
         <w:trPr>
@@ -54,7 +54,7 @@
         </w:trPr>
         <w:tc>
           <w:tcPr>
-            <w:tcW w:type="dxa" w:w="3200"/>
+            <w:tcW w:type="dxa" w:w="3023"/>
             <w:shd w:fill="1F3A5F" w:color="auto" w:val="clear"/>
             <w:tcMar>
               <w:top w:type="dxa" w:w="80"/>
@@ -78,7 +78,7 @@
         </w:tc>
         <w:tc>
           <w:tcPr>
-            <w:tcW w:type="dxa" w:w="3200"/>
+            <w:tcW w:type="dxa" w:w="3023"/>
             <w:shd w:fill="1F3A5F" w:color="auto" w:val="clear"/>
             <w:tcMar>
               <w:top w:type="dxa" w:w="80"/>
@@ -102,7 +102,7 @@
         </w:tc>
         <w:tc>
           <w:tcPr>
-            <w:tcW w:type="dxa" w:w="3200"/>
+            <w:tcW w:type="dxa" w:w="3023"/>
             <w:shd w:fill="1F3A5F" w:color="auto" w:val="clear"/>
             <w:tcMar>
               <w:top w:type="dxa" w:w="80"/>
@@ -128,7 +128,7 @@
       <w:tr>
         <w:tc>
           <w:tcPr>
-            <w:tcW w:type="dxa" w:w="3200"/>
+            <w:tcW w:type="dxa" w:w="3023"/>
             <w:tcMar>
               <w:top w:type="dxa" w:w="80"/>
               <w:left w:type="dxa" w:w="120"/>
@@ -149,7 +149,7 @@
         </w:tc>
         <w:tc>
           <w:tcPr>
-            <w:tcW w:type="dxa" w:w="3200"/>
+            <w:tcW w:type="dxa" w:w="3023"/>
             <w:tcMar>
               <w:top w:type="dxa" w:w="80"/>
               <w:left w:type="dxa" w:w="120"/>
@@ -170,7 +170,7 @@
         </w:tc>
         <w:tc>
           <w:tcPr>
-            <w:tcW w:type="dxa" w:w="3200"/>
+            <w:tcW w:type="dxa" w:w="3023"/>
             <w:tcMar>
               <w:top w:type="dxa" w:w="80"/>
               <w:left w:type="dxa" w:w="120"/>
@@ -196,7 +196,7 @@
         </w:trPr>
         <w:tc>
           <w:tcPr>
-            <w:tcW w:type="dxa" w:w="3200"/>
+            <w:tcW w:type="dxa" w:w="3023"/>
             <w:tcMar>
               <w:top w:type="dxa" w:w="80"/>
               <w:left w:type="dxa" w:w="120"/>
@@ -216,7 +216,7 @@
         </w:tc>
         <w:tc>
           <w:tcPr>
-            <w:tcW w:type="dxa" w:w="3200"/>
+            <w:tcW w:type="dxa" w:w="3023"/>
             <w:tcMar>
               <w:top w:type="dxa" w:w="80"/>
               <w:left w:type="dxa" w:w="120"/>
@@ -236,7 +236,7 @@
         </w:tc>
         <w:tc>
           <w:tcPr>
-            <w:tcW w:type="dxa" w:w="3200"/>
+            <w:tcW w:type="dxa" w:w="3023"/>
             <w:tcMar>
               <w:top w:type="dxa" w:w="80"/>
               <w:left w:type="dxa" w:w="120"/>
@@ -393,9 +393,9 @@
         </w:tblBorders>
       </w:tblPr>
       <w:tblGrid>
-        <w:gridCol w:w="3200"/>
-        <w:gridCol w:w="3200"/>
-        <w:gridCol w:w="3200"/>
+        <w:gridCol w:w="3023"/>
+        <w:gridCol w:w="3023"/>
+        <w:gridCol w:w="3023"/>
       </w:tblGrid>
       <w:tr>
         <w:trPr>
@@ -403,7 +403,7 @@
         </w:trPr>
         <w:tc>
           <w:tcPr>
-            <w:tcW w:type="dxa" w:w="3200"/>
+            <w:tcW w:type="dxa" w:w="3023"/>
             <w:shd w:fill="1F3A5F" w:color="auto" w:val="clear"/>
             <w:tcMar>
               <w:top w:type="dxa" w:w="80"/>
@@ -427,7 +427,7 @@
         </w:tc>
         <w:tc>
           <w:tcPr>
-            <w:tcW w:type="dxa" w:w="3200"/>
+            <w:tcW w:type="dxa" w:w="3023"/>
             <w:shd w:fill="1F3A5F" w:color="auto" w:val="clear"/>
             <w:tcMar>
               <w:top w:type="dxa" w:w="80"/>
@@ -451,7 +451,7 @@
         </w:tc>
         <w:tc>
           <w:tcPr>
-            <w:tcW w:type="dxa" w:w="3200"/>
+            <w:tcW w:type="dxa" w:w="3023"/>
             <w:shd w:fill="1F3A5F" w:color="auto" w:val="clear"/>
             <w:tcMar>
               <w:top w:type="dxa" w:w="80"/>
@@ -480,7 +480,7 @@
         </w:trPr>
         <w:tc>
           <w:tcPr>
-            <w:tcW w:type="dxa" w:w="3200"/>
+            <w:tcW w:type="dxa" w:w="3023"/>
             <w:tcMar>
               <w:top w:type="dxa" w:w="80"/>
               <w:left w:type="dxa" w:w="120"/>
@@ -500,7 +500,7 @@
         </w:tc>
         <w:tc>
           <w:tcPr>
-            <w:tcW w:type="dxa" w:w="3200"/>
+            <w:tcW w:type="dxa" w:w="3023"/>
             <w:tcMar>
               <w:top w:type="dxa" w:w="80"/>
               <w:left w:type="dxa" w:w="120"/>
@@ -520,7 +520,7 @@
         </w:tc>
         <w:tc>
           <w:tcPr>
-            <w:tcW w:type="dxa" w:w="3200"/>
+            <w:tcW w:type="dxa" w:w="3023"/>
             <w:tcMar>
               <w:top w:type="dxa" w:w="80"/>
               <w:left w:type="dxa" w:w="120"/>
